--- a/3k1s/RPR3-1/отчеты/Отчёт5.docx
+++ b/3k1s/RPR3-1/отчеты/Отчёт5.docx
@@ -1,6 +1,6 @@
 
 <file path=word/document.xml><?xml version="1.0" encoding="utf-8"?>
-<w:document xmlns:wpc="http://schemas.microsoft.com/office/word/2010/wordprocessingCanvas" xmlns:cx="http://schemas.microsoft.com/office/drawing/2014/chartex" xmlns:cx1="http://schemas.microsoft.com/office/drawing/2015/9/8/chartex" xmlns:cx2="http://schemas.microsoft.com/office/drawing/2015/10/21/chartex" xmlns:cx3="http://schemas.microsoft.com/office/drawing/2016/5/9/chartex" xmlns:cx4="http://schemas.microsoft.com/office/drawing/2016/5/10/chartex" xmlns:cx5="http://schemas.microsoft.com/office/drawing/2016/5/11/chartex" xmlns:cx6="http://schemas.microsoft.com/office/drawing/2016/5/12/chartex" xmlns:cx7="http://schemas.microsoft.com/office/drawing/2016/5/13/chartex" xmlns:cx8="http://schemas.microsoft.com/office/drawing/2016/5/14/chartex" xmlns:mc="http://schemas.openxmlformats.org/markup-compatibility/2006" xmlns:aink="http://schemas.microsoft.com/office/drawing/2016/ink" xmlns:am3d="http://schemas.microsoft.com/office/drawing/2017/model3d" xmlns:o="urn:schemas-microsoft-com:office:office" xmlns:oel="http://schemas.microsoft.com/office/2019/extlst" xmlns:r="http://schemas.openxmlformats.org/officeDocument/2006/relationships" xmlns:m="http://schemas.openxmlformats.org/officeDocument/2006/math" xmlns:v="urn:schemas-microsoft-com:vml" xmlns:wp14="http://schemas.microsoft.com/office/word/2010/wordprocessingDrawing" xmlns:wp="http://schemas.openxmlformats.org/drawingml/2006/wordprocessingDrawing" xmlns:w10="urn:schemas-microsoft-com:office:word" xmlns:w="http://schemas.openxmlformats.org/wordprocessingml/2006/main" xmlns:w14="http://schemas.microsoft.com/office/word/2010/wordml" xmlns:w15="http://schemas.microsoft.com/office/word/2012/wordml" xmlns:w16cex="http://schemas.microsoft.com/office/word/2018/wordml/cex" xmlns:w16cid="http://schemas.microsoft.com/office/word/2016/wordml/cid" xmlns:w16="http://schemas.microsoft.com/office/word/2018/wordml" xmlns:w16du="http://schemas.microsoft.com/office/word/2023/wordml/word16du" xmlns:w16sdtdh="http://schemas.microsoft.com/office/word/2020/wordml/sdtdatahash" xmlns:w16se="http://schemas.microsoft.com/office/word/2015/wordml/symex" xmlns:wpg="http://schemas.microsoft.com/office/word/2010/wordprocessingGroup" xmlns:wpi="http://schemas.microsoft.com/office/word/2010/wordprocessingInk" xmlns:wne="http://schemas.microsoft.com/office/word/2006/wordml" xmlns:wps="http://schemas.microsoft.com/office/word/2010/wordprocessingShape" mc:Ignorable="w14 w15 w16se w16cid w16 w16cex w16sdtdh w16du wp14">
+<w:document xmlns:wpc="http://schemas.microsoft.com/office/word/2010/wordprocessingCanvas" xmlns:cx="http://schemas.microsoft.com/office/drawing/2014/chartex" xmlns:mc="http://schemas.openxmlformats.org/markup-compatibility/2006" xmlns:o="urn:schemas-microsoft-com:office:office" xmlns:r="http://schemas.openxmlformats.org/officeDocument/2006/relationships" xmlns:m="http://schemas.openxmlformats.org/officeDocument/2006/math" xmlns:v="urn:schemas-microsoft-com:vml" xmlns:wp14="http://schemas.microsoft.com/office/word/2010/wordprocessingDrawing" xmlns:wp="http://schemas.openxmlformats.org/drawingml/2006/wordprocessingDrawing" xmlns:w10="urn:schemas-microsoft-com:office:word" xmlns:w="http://schemas.openxmlformats.org/wordprocessingml/2006/main" xmlns:w14="http://schemas.microsoft.com/office/word/2010/wordml" xmlns:w15="http://schemas.microsoft.com/office/word/2012/wordml" xmlns:w16se="http://schemas.microsoft.com/office/word/2015/wordml/symex" xmlns:wpg="http://schemas.microsoft.com/office/word/2010/wordprocessingGroup" xmlns:wpi="http://schemas.microsoft.com/office/word/2010/wordprocessingInk" xmlns:wne="http://schemas.microsoft.com/office/word/2006/wordml" xmlns:wps="http://schemas.microsoft.com/office/word/2010/wordprocessingShape" mc:Ignorable="w14 w15 w16se wp14">
   <w:body>
     <w:p>
       <w:pPr>
@@ -23,7 +23,19 @@
           <w:sz w:val="28"/>
           <w:szCs w:val="28"/>
         </w:rPr>
-        <w:t>Лабораторная работа № 5. Основные функции Оркестратора</w:t>
+        <w:t>Лабораторная работа № 5. Основные фун</w:t>
+      </w:r>
+      <w:bookmarkStart w:id="2" w:name="_GoBack"/>
+      <w:bookmarkEnd w:id="2"/>
+      <w:r>
+        <w:rPr>
+          <w:rFonts w:ascii="Times New Roman" w:hAnsi="Times New Roman"/>
+          <w:b w:val="0"/>
+          <w:color w:val="000000" w:themeColor="text1"/>
+          <w:sz w:val="28"/>
+          <w:szCs w:val="28"/>
+        </w:rPr>
+        <w:t>кции Оркестратора</w:t>
       </w:r>
       <w:bookmarkEnd w:id="0"/>
       <w:bookmarkEnd w:id="1"/>
@@ -310,6 +322,7 @@
           <w:color w:val="000000" w:themeColor="text1"/>
           <w:sz w:val="28"/>
           <w:szCs w:val="28"/>
+          <w:lang w:val="ru-RU" w:eastAsia="ru-RU"/>
         </w:rPr>
         <w:drawing>
           <wp:inline distT="0" distB="0" distL="0" distR="0" wp14:anchorId="78C3E6D7" wp14:editId="0E7BBD18">
@@ -390,6 +403,7 @@
           <w:color w:val="000000" w:themeColor="text1"/>
           <w:sz w:val="28"/>
           <w:szCs w:val="28"/>
+          <w:lang w:val="ru-RU" w:eastAsia="ru-RU"/>
         </w:rPr>
         <w:drawing>
           <wp:inline distT="0" distB="0" distL="0" distR="0" wp14:anchorId="3C120647" wp14:editId="1A87B35A">
@@ -533,6 +547,7 @@
           <w:color w:val="000000" w:themeColor="text1"/>
           <w:sz w:val="28"/>
           <w:szCs w:val="28"/>
+          <w:lang w:val="ru-RU" w:eastAsia="ru-RU"/>
         </w:rPr>
         <w:lastRenderedPageBreak/>
         <w:drawing>
@@ -710,6 +725,7 @@
           <w:color w:val="000000" w:themeColor="text1"/>
           <w:sz w:val="28"/>
           <w:szCs w:val="28"/>
+          <w:lang w:val="ru-RU" w:eastAsia="ru-RU"/>
         </w:rPr>
         <w:drawing>
           <wp:inline distT="0" distB="0" distL="0" distR="0" wp14:anchorId="3B246AA6" wp14:editId="7F1C42F5">
@@ -992,17 +1008,17 @@
       <w:r>
         <w:rPr>
           <w:rFonts w:ascii="Times New Roman" w:hAnsi="Times New Roman" w:cs="Times New Roman"/>
-          <w:noProof/>
-          <w:color w:val="000000" w:themeColor="text1"/>
-          <w:sz w:val="28"/>
-          <w:szCs w:val="28"/>
+          <w:color w:val="000000" w:themeColor="text1"/>
+          <w:sz w:val="28"/>
+          <w:szCs w:val="28"/>
+          <w:lang w:val="ru-RU"/>
         </w:rPr>
         <w:lastRenderedPageBreak/>
         <w:drawing>
-          <wp:inline distT="0" distB="0" distL="0" distR="0" wp14:anchorId="7A41BD57" wp14:editId="4709BB0D">
-            <wp:extent cx="2981325" cy="1343025"/>
-            <wp:effectExtent l="0" t="0" r="9525" b="9525"/>
-            <wp:docPr id="58" name="Рисунок 58"/>
+          <wp:inline distT="0" distB="0" distL="0" distR="0" wp14:anchorId="6D1F9DA0" wp14:editId="70EEEC19">
+            <wp:extent cx="3734321" cy="819264"/>
+            <wp:effectExtent l="0" t="0" r="0" b="0"/>
+            <wp:docPr id="1" name="Рисунок 1"/>
             <wp:cNvGraphicFramePr>
               <a:graphicFrameLocks xmlns:a="http://schemas.openxmlformats.org/drawingml/2006/main" noChangeAspect="1"/>
             </wp:cNvGraphicFramePr>
@@ -1022,7 +1038,7 @@
                   <pic:spPr>
                     <a:xfrm>
                       <a:off x="0" y="0"/>
-                      <a:ext cx="2981325" cy="1343025"/>
+                      <a:ext cx="3734321" cy="819264"/>
                     </a:xfrm>
                     <a:prstGeom prst="rect">
                       <a:avLst/>
@@ -1100,6 +1116,7 @@
           <w:color w:val="000000" w:themeColor="text1"/>
           <w:sz w:val="28"/>
           <w:szCs w:val="28"/>
+          <w:lang w:val="ru-RU" w:eastAsia="ru-RU"/>
         </w:rPr>
         <w:drawing>
           <wp:inline distT="0" distB="0" distL="0" distR="0" wp14:anchorId="5B59B2B8" wp14:editId="1E21EF4E">
@@ -1205,6 +1222,7 @@
           <w:color w:val="000000" w:themeColor="text1"/>
           <w:sz w:val="28"/>
           <w:szCs w:val="28"/>
+          <w:lang w:val="ru-RU" w:eastAsia="ru-RU"/>
         </w:rPr>
         <w:drawing>
           <wp:inline distT="0" distB="0" distL="0" distR="0" wp14:anchorId="3ABD51D7" wp14:editId="0BF96D7D">
@@ -1411,6 +1429,7 @@
           <w:color w:val="000000" w:themeColor="text1"/>
           <w:sz w:val="28"/>
           <w:szCs w:val="28"/>
+          <w:lang w:val="ru-RU" w:eastAsia="ru-RU"/>
         </w:rPr>
         <w:drawing>
           <wp:inline distT="0" distB="0" distL="0" distR="0" wp14:anchorId="7AEA19B7" wp14:editId="01E9825C">
@@ -1547,11 +1566,12 @@
           <w:color w:val="000000" w:themeColor="text1"/>
           <w:sz w:val="28"/>
           <w:szCs w:val="28"/>
+          <w:lang w:val="ru-RU" w:eastAsia="ru-RU"/>
         </w:rPr>
         <w:drawing>
-          <wp:inline distT="0" distB="0" distL="0" distR="0" wp14:anchorId="763AC714" wp14:editId="47F44B4B">
-            <wp:extent cx="2632033" cy="1655445"/>
-            <wp:effectExtent l="0" t="0" r="0" b="1905"/>
+          <wp:inline distT="0" distB="0" distL="0" distR="0" wp14:anchorId="763AC714" wp14:editId="4B53AEF7">
+            <wp:extent cx="5841271" cy="3673929"/>
+            <wp:effectExtent l="0" t="0" r="7620" b="3175"/>
             <wp:docPr id="71" name="Рисунок 71"/>
             <wp:cNvGraphicFramePr>
               <a:graphicFrameLocks xmlns:a="http://schemas.openxmlformats.org/drawingml/2006/main" noChangeAspect="1"/>
@@ -1572,7 +1592,7 @@
                   <pic:spPr>
                     <a:xfrm>
                       <a:off x="0" y="0"/>
-                      <a:ext cx="2643169" cy="1662449"/>
+                      <a:ext cx="5886717" cy="3702513"/>
                     </a:xfrm>
                     <a:prstGeom prst="rect">
                       <a:avLst/>
@@ -1591,11 +1611,12 @@
           <w:color w:val="000000" w:themeColor="text1"/>
           <w:sz w:val="28"/>
           <w:szCs w:val="28"/>
+          <w:lang w:val="ru-RU" w:eastAsia="ru-RU"/>
         </w:rPr>
         <w:drawing>
-          <wp:inline distT="0" distB="0" distL="0" distR="0" wp14:anchorId="01F964ED" wp14:editId="57A1820E">
-            <wp:extent cx="3402970" cy="1924685"/>
-            <wp:effectExtent l="0" t="0" r="6985" b="0"/>
+          <wp:inline distT="0" distB="0" distL="0" distR="0" wp14:anchorId="01F964ED" wp14:editId="05A0DD55">
+            <wp:extent cx="5932785" cy="3355521"/>
+            <wp:effectExtent l="0" t="0" r="0" b="0"/>
             <wp:docPr id="72" name="Рисунок 72"/>
             <wp:cNvGraphicFramePr>
               <a:graphicFrameLocks xmlns:a="http://schemas.openxmlformats.org/drawingml/2006/main" noChangeAspect="1"/>
@@ -1616,7 +1637,7 @@
                   <pic:spPr>
                     <a:xfrm>
                       <a:off x="0" y="0"/>
-                      <a:ext cx="3407986" cy="1927522"/>
+                      <a:ext cx="5966136" cy="3374384"/>
                     </a:xfrm>
                     <a:prstGeom prst="rect">
                       <a:avLst/>
@@ -1725,6 +1746,7 @@
           <w:szCs w:val="28"/>
           <w:lang w:val="ru-RU"/>
         </w:rPr>
+        <w:lastRenderedPageBreak/>
         <w:t xml:space="preserve">Расписания создаются для </w:t>
       </w:r>
       <w:r>
@@ -1773,8 +1795,8 @@
           <w:tab w:val="left" w:pos="993"/>
         </w:tabs>
         <w:spacing w:before="120" w:after="0" w:line="240" w:lineRule="auto"/>
-        <w:ind w:left="1416" w:firstLine="709"/>
-        <w:jc w:val="both"/>
+        <w:ind w:left="0"/>
+        <w:jc w:val="center"/>
         <w:rPr>
           <w:rFonts w:ascii="Times New Roman" w:hAnsi="Times New Roman"/>
           <w:color w:val="000000" w:themeColor="text1"/>
@@ -1789,12 +1811,12 @@
           <w:color w:val="000000" w:themeColor="text1"/>
           <w:sz w:val="28"/>
           <w:szCs w:val="28"/>
-          <w:lang w:val="en-US"/>
+          <w:lang w:eastAsia="ru-RU"/>
         </w:rPr>
         <w:drawing>
-          <wp:inline distT="0" distB="0" distL="0" distR="0" wp14:anchorId="6A074880" wp14:editId="3475392E">
-            <wp:extent cx="3777615" cy="2083946"/>
-            <wp:effectExtent l="0" t="0" r="0" b="0"/>
+          <wp:inline distT="0" distB="0" distL="0" distR="0" wp14:anchorId="6A074880" wp14:editId="5991C401">
+            <wp:extent cx="6015313" cy="3318387"/>
+            <wp:effectExtent l="0" t="0" r="5080" b="0"/>
             <wp:docPr id="77" name="Рисунок 77"/>
             <wp:cNvGraphicFramePr>
               <a:graphicFrameLocks xmlns:a="http://schemas.openxmlformats.org/drawingml/2006/main" noChangeAspect="1"/>
@@ -1815,7 +1837,7 @@
                   <pic:spPr>
                     <a:xfrm>
                       <a:off x="0" y="0"/>
-                      <a:ext cx="3782113" cy="2086428"/>
+                      <a:ext cx="6049760" cy="3337390"/>
                     </a:xfrm>
                     <a:prstGeom prst="rect">
                       <a:avLst/>
@@ -1860,7 +1882,7 @@
           <w:color w:val="000000" w:themeColor="text1"/>
           <w:sz w:val="28"/>
           <w:szCs w:val="28"/>
-          <w:lang w:val="en-US"/>
+          <w:lang w:eastAsia="ru-RU"/>
         </w:rPr>
         <w:drawing>
           <wp:inline distT="0" distB="0" distL="0" distR="0" wp14:anchorId="101F7C05" wp14:editId="4EE76531">
@@ -2169,6 +2191,7 @@
           <w:color w:val="000000" w:themeColor="text1"/>
           <w:sz w:val="28"/>
           <w:szCs w:val="28"/>
+          <w:lang w:val="ru-RU" w:eastAsia="ru-RU"/>
         </w:rPr>
         <w:drawing>
           <wp:inline distT="0" distB="0" distL="0" distR="0" wp14:anchorId="5B1D1D39" wp14:editId="06F70C45">
@@ -2229,6 +2252,7 @@
           <w:szCs w:val="28"/>
           <w:lang w:val="ru-RU"/>
         </w:rPr>
+        <w:lastRenderedPageBreak/>
         <w:t>Рисунок 5.8 –</w:t>
       </w:r>
       <w:r>
@@ -2305,12 +2329,12 @@
           <w:color w:val="000000" w:themeColor="text1"/>
           <w:sz w:val="28"/>
           <w:szCs w:val="28"/>
-          <w:lang w:val="en-US"/>
+          <w:lang w:eastAsia="ru-RU"/>
         </w:rPr>
         <w:drawing>
-          <wp:inline distT="0" distB="0" distL="0" distR="0" wp14:anchorId="4E9E7082" wp14:editId="2F4F02F8">
-            <wp:extent cx="5048523" cy="2686050"/>
-            <wp:effectExtent l="0" t="0" r="0" b="0"/>
+          <wp:inline distT="0" distB="0" distL="0" distR="0" wp14:anchorId="4E9E7082" wp14:editId="15032CC3">
+            <wp:extent cx="6112282" cy="3252020"/>
+            <wp:effectExtent l="0" t="0" r="3175" b="5715"/>
             <wp:docPr id="79" name="Рисунок 79"/>
             <wp:cNvGraphicFramePr>
               <a:graphicFrameLocks xmlns:a="http://schemas.openxmlformats.org/drawingml/2006/main" noChangeAspect="1"/>
@@ -2331,7 +2355,7 @@
                   <pic:spPr>
                     <a:xfrm>
                       <a:off x="0" y="0"/>
-                      <a:ext cx="5056412" cy="2690248"/>
+                      <a:ext cx="6142821" cy="3268268"/>
                     </a:xfrm>
                     <a:prstGeom prst="rect">
                       <a:avLst/>
@@ -2442,7 +2466,7 @@
           <w:color w:val="000000" w:themeColor="text1"/>
           <w:sz w:val="28"/>
           <w:szCs w:val="28"/>
-          <w:lang w:val="en-US"/>
+          <w:lang w:eastAsia="ru-RU"/>
         </w:rPr>
         <w:drawing>
           <wp:inline distT="0" distB="0" distL="0" distR="0" wp14:anchorId="0531B279" wp14:editId="5E987F48">
@@ -2561,11 +2585,13 @@
           <w:color w:val="000000" w:themeColor="text1"/>
           <w:sz w:val="28"/>
           <w:szCs w:val="28"/>
-        </w:rPr>
+          <w:lang w:val="ru-RU" w:eastAsia="ru-RU"/>
+        </w:rPr>
+        <w:lastRenderedPageBreak/>
         <w:drawing>
-          <wp:inline distT="0" distB="0" distL="0" distR="0" wp14:anchorId="1B57D742" wp14:editId="13E9BA3F">
-            <wp:extent cx="4768215" cy="2078743"/>
-            <wp:effectExtent l="0" t="0" r="0" b="0"/>
+          <wp:inline distT="0" distB="0" distL="0" distR="0" wp14:anchorId="1B57D742" wp14:editId="346F20DD">
+            <wp:extent cx="4852220" cy="2027903"/>
+            <wp:effectExtent l="0" t="0" r="5715" b="0"/>
             <wp:docPr id="81" name="Рисунок 81"/>
             <wp:cNvGraphicFramePr>
               <a:graphicFrameLocks xmlns:a="http://schemas.openxmlformats.org/drawingml/2006/main" noChangeAspect="1"/>
@@ -2577,20 +2603,27 @@
                     <pic:cNvPr id="1" name=""/>
                     <pic:cNvPicPr/>
                   </pic:nvPicPr>
-                  <pic:blipFill>
+                  <pic:blipFill rotWithShape="1">
                     <a:blip r:embed="rId19"/>
-                    <a:stretch>
-                      <a:fillRect/>
-                    </a:stretch>
+                    <a:srcRect l="2622" t="-3279" r="18996" b="28136"/>
+                    <a:stretch/>
                   </pic:blipFill>
-                  <pic:spPr>
+                  <pic:spPr bwMode="auto">
                     <a:xfrm>
                       <a:off x="0" y="0"/>
-                      <a:ext cx="4769589" cy="2079342"/>
+                      <a:ext cx="4874471" cy="2037203"/>
                     </a:xfrm>
                     <a:prstGeom prst="rect">
                       <a:avLst/>
                     </a:prstGeom>
+                    <a:ln>
+                      <a:noFill/>
+                    </a:ln>
+                    <a:extLst>
+                      <a:ext uri="{53640926-AAD7-44D8-BBD7-CCE9431645EC}">
+                        <a14:shadowObscured xmlns:a14="http://schemas.microsoft.com/office/drawing/2010/main"/>
+                      </a:ext>
+                    </a:extLst>
                   </pic:spPr>
                 </pic:pic>
               </a:graphicData>
@@ -2619,128 +2652,12 @@
           <w:color w:val="000000" w:themeColor="text1"/>
           <w:sz w:val="28"/>
           <w:szCs w:val="28"/>
+          <w:lang w:val="ru-RU" w:eastAsia="ru-RU"/>
         </w:rPr>
         <w:drawing>
-          <wp:inline distT="0" distB="0" distL="0" distR="0" wp14:anchorId="089AD05E" wp14:editId="36385295">
-            <wp:extent cx="4714298" cy="2457137"/>
-            <wp:effectExtent l="0" t="0" r="0" b="635"/>
-            <wp:docPr id="82" name="Рисунок 82"/>
-            <wp:cNvGraphicFramePr>
-              <a:graphicFrameLocks xmlns:a="http://schemas.openxmlformats.org/drawingml/2006/main" noChangeAspect="1"/>
-            </wp:cNvGraphicFramePr>
-            <a:graphic xmlns:a="http://schemas.openxmlformats.org/drawingml/2006/main">
-              <a:graphicData uri="http://schemas.openxmlformats.org/drawingml/2006/picture">
-                <pic:pic xmlns:pic="http://schemas.openxmlformats.org/drawingml/2006/picture">
-                  <pic:nvPicPr>
-                    <pic:cNvPr id="1" name=""/>
-                    <pic:cNvPicPr/>
-                  </pic:nvPicPr>
-                  <pic:blipFill>
-                    <a:blip r:embed="rId20"/>
-                    <a:stretch>
-                      <a:fillRect/>
-                    </a:stretch>
-                  </pic:blipFill>
-                  <pic:spPr>
-                    <a:xfrm>
-                      <a:off x="0" y="0"/>
-                      <a:ext cx="4719527" cy="2459862"/>
-                    </a:xfrm>
-                    <a:prstGeom prst="rect">
-                      <a:avLst/>
-                    </a:prstGeom>
-                  </pic:spPr>
-                </pic:pic>
-              </a:graphicData>
-            </a:graphic>
-          </wp:inline>
-        </w:drawing>
-      </w:r>
-    </w:p>
-    <w:p>
-      <w:pPr>
-        <w:tabs>
-          <w:tab w:val="left" w:pos="993"/>
-        </w:tabs>
-        <w:jc w:val="center"/>
-        <w:rPr>
-          <w:rFonts w:ascii="Times New Roman" w:hAnsi="Times New Roman" w:cs="Times New Roman"/>
-          <w:color w:val="000000" w:themeColor="text1"/>
-          <w:sz w:val="28"/>
-          <w:szCs w:val="28"/>
-        </w:rPr>
-      </w:pPr>
-      <w:r>
-        <w:rPr>
-          <w:rFonts w:ascii="Times New Roman" w:hAnsi="Times New Roman" w:cs="Times New Roman"/>
-          <w:noProof/>
-          <w:color w:val="000000" w:themeColor="text1"/>
-          <w:sz w:val="28"/>
-          <w:szCs w:val="28"/>
-        </w:rPr>
-        <w:lastRenderedPageBreak/>
-        <w:drawing>
-          <wp:inline distT="0" distB="0" distL="0" distR="0" wp14:anchorId="29C4ECF5" wp14:editId="02C329C8">
-            <wp:extent cx="4044315" cy="3176513"/>
-            <wp:effectExtent l="0" t="0" r="0" b="5080"/>
-            <wp:docPr id="83" name="Рисунок 83"/>
-            <wp:cNvGraphicFramePr>
-              <a:graphicFrameLocks xmlns:a="http://schemas.openxmlformats.org/drawingml/2006/main" noChangeAspect="1"/>
-            </wp:cNvGraphicFramePr>
-            <a:graphic xmlns:a="http://schemas.openxmlformats.org/drawingml/2006/main">
-              <a:graphicData uri="http://schemas.openxmlformats.org/drawingml/2006/picture">
-                <pic:pic xmlns:pic="http://schemas.openxmlformats.org/drawingml/2006/picture">
-                  <pic:nvPicPr>
-                    <pic:cNvPr id="1" name=""/>
-                    <pic:cNvPicPr/>
-                  </pic:nvPicPr>
-                  <pic:blipFill>
-                    <a:blip r:embed="rId21"/>
-                    <a:stretch>
-                      <a:fillRect/>
-                    </a:stretch>
-                  </pic:blipFill>
-                  <pic:spPr>
-                    <a:xfrm>
-                      <a:off x="0" y="0"/>
-                      <a:ext cx="4045966" cy="3177810"/>
-                    </a:xfrm>
-                    <a:prstGeom prst="rect">
-                      <a:avLst/>
-                    </a:prstGeom>
-                  </pic:spPr>
-                </pic:pic>
-              </a:graphicData>
-            </a:graphic>
-          </wp:inline>
-        </w:drawing>
-      </w:r>
-    </w:p>
-    <w:p>
-      <w:pPr>
-        <w:tabs>
-          <w:tab w:val="left" w:pos="993"/>
-        </w:tabs>
-        <w:jc w:val="center"/>
-        <w:rPr>
-          <w:rFonts w:ascii="Times New Roman" w:hAnsi="Times New Roman" w:cs="Times New Roman"/>
-          <w:color w:val="000000" w:themeColor="text1"/>
-          <w:sz w:val="28"/>
-          <w:szCs w:val="28"/>
-        </w:rPr>
-      </w:pPr>
-      <w:r>
-        <w:rPr>
-          <w:rFonts w:ascii="Times New Roman" w:hAnsi="Times New Roman" w:cs="Times New Roman"/>
-          <w:noProof/>
-          <w:color w:val="000000" w:themeColor="text1"/>
-          <w:sz w:val="28"/>
-          <w:szCs w:val="28"/>
-        </w:rPr>
-        <w:drawing>
-          <wp:inline distT="0" distB="0" distL="0" distR="0" wp14:anchorId="142688AB" wp14:editId="2555C5A4">
-            <wp:extent cx="4069986" cy="2459047"/>
-            <wp:effectExtent l="0" t="0" r="6985" b="0"/>
+          <wp:inline distT="0" distB="0" distL="0" distR="0" wp14:anchorId="142688AB" wp14:editId="3E8F7EBC">
+            <wp:extent cx="5499256" cy="2256503"/>
+            <wp:effectExtent l="0" t="0" r="6350" b="0"/>
             <wp:docPr id="84" name="Рисунок 84"/>
             <wp:cNvGraphicFramePr>
               <a:graphicFrameLocks xmlns:a="http://schemas.openxmlformats.org/drawingml/2006/main" noChangeAspect="1"/>
@@ -2752,20 +2669,27 @@
                     <pic:cNvPr id="1" name=""/>
                     <pic:cNvPicPr/>
                   </pic:nvPicPr>
-                  <pic:blipFill>
-                    <a:blip r:embed="rId22"/>
-                    <a:stretch>
-                      <a:fillRect/>
-                    </a:stretch>
+                  <pic:blipFill rotWithShape="1">
+                    <a:blip r:embed="rId20"/>
+                    <a:srcRect l="9493" t="24131" r="19127" b="27392"/>
+                    <a:stretch/>
                   </pic:blipFill>
-                  <pic:spPr>
+                  <pic:spPr bwMode="auto">
                     <a:xfrm>
                       <a:off x="0" y="0"/>
-                      <a:ext cx="4085091" cy="2468173"/>
+                      <a:ext cx="5569406" cy="2285287"/>
                     </a:xfrm>
                     <a:prstGeom prst="rect">
                       <a:avLst/>
                     </a:prstGeom>
+                    <a:ln>
+                      <a:noFill/>
+                    </a:ln>
+                    <a:extLst>
+                      <a:ext uri="{53640926-AAD7-44D8-BBD7-CCE9431645EC}">
+                        <a14:shadowObscured xmlns:a14="http://schemas.microsoft.com/office/drawing/2010/main"/>
+                      </a:ext>
+                    </a:extLst>
                   </pic:spPr>
                 </pic:pic>
               </a:graphicData>
@@ -2796,7 +2720,7 @@
 </file>
 
 <file path=word/styles.xml><?xml version="1.0" encoding="utf-8"?>
-<w:styles xmlns:mc="http://schemas.openxmlformats.org/markup-compatibility/2006" xmlns:r="http://schemas.openxmlformats.org/officeDocument/2006/relationships" xmlns:w="http://schemas.openxmlformats.org/wordprocessingml/2006/main" xmlns:w14="http://schemas.microsoft.com/office/word/2010/wordml" xmlns:w15="http://schemas.microsoft.com/office/word/2012/wordml" xmlns:w16cex="http://schemas.microsoft.com/office/word/2018/wordml/cex" xmlns:w16cid="http://schemas.microsoft.com/office/word/2016/wordml/cid" xmlns:w16="http://schemas.microsoft.com/office/word/2018/wordml" xmlns:w16du="http://schemas.microsoft.com/office/word/2023/wordml/word16du" xmlns:w16sdtdh="http://schemas.microsoft.com/office/word/2020/wordml/sdtdatahash" xmlns:w16se="http://schemas.microsoft.com/office/word/2015/wordml/symex" mc:Ignorable="w14 w15 w16se w16cid w16 w16cex w16sdtdh w16du">
+<w:styles xmlns:mc="http://schemas.openxmlformats.org/markup-compatibility/2006" xmlns:r="http://schemas.openxmlformats.org/officeDocument/2006/relationships" xmlns:w="http://schemas.openxmlformats.org/wordprocessingml/2006/main" xmlns:w14="http://schemas.microsoft.com/office/word/2010/wordml" xmlns:w15="http://schemas.microsoft.com/office/word/2012/wordml" xmlns:w16se="http://schemas.microsoft.com/office/word/2015/wordml/symex" mc:Ignorable="w14 w15 w16se">
   <w:docDefaults>
     <w:rPrDefault>
       <w:rPr>
@@ -2814,7 +2738,7 @@
       </w:pPr>
     </w:pPrDefault>
   </w:docDefaults>
-  <w:latentStyles w:defLockedState="0" w:defUIPriority="99" w:defSemiHidden="0" w:defUnhideWhenUsed="0" w:defQFormat="0" w:count="376">
+  <w:latentStyles w:defLockedState="0" w:defUIPriority="99" w:defSemiHidden="0" w:defUnhideWhenUsed="0" w:defQFormat="0" w:count="371">
     <w:lsdException w:name="Normal" w:uiPriority="0" w:qFormat="1"/>
     <w:lsdException w:name="heading 1" w:uiPriority="9" w:qFormat="1"/>
     <w:lsdException w:name="heading 2" w:semiHidden="1" w:uiPriority="9" w:unhideWhenUsed="1" w:qFormat="1"/>
@@ -3186,11 +3110,6 @@
     <w:lsdException w:name="List Table 5 Dark Accent 6" w:uiPriority="50"/>
     <w:lsdException w:name="List Table 6 Colorful Accent 6" w:uiPriority="51"/>
     <w:lsdException w:name="List Table 7 Colorful Accent 6" w:uiPriority="52"/>
-    <w:lsdException w:name="Mention" w:semiHidden="1" w:unhideWhenUsed="1"/>
-    <w:lsdException w:name="Smart Hyperlink" w:semiHidden="1" w:unhideWhenUsed="1"/>
-    <w:lsdException w:name="Hashtag" w:semiHidden="1" w:unhideWhenUsed="1"/>
-    <w:lsdException w:name="Unresolved Mention" w:semiHidden="1" w:unhideWhenUsed="1"/>
-    <w:lsdException w:name="Smart Link" w:semiHidden="1" w:unhideWhenUsed="1"/>
   </w:latentStyles>
   <w:style w:type="paragraph" w:default="1" w:styleId="a">
     <w:name w:val="Normal"/>
